--- a/templates/W3-61-17B.docx
+++ b/templates/W3-61-17B.docx
@@ -277,7 +277,7 @@
                       <w:sz w:val="36"/>
                       <w:szCs w:val="28"/>
                     </w:rPr>
-                    <w:t>□</w:t>
+                    <w:t>{{FIRSTCK}}</w:t>
                   </w:r>
                   <w:r>
                     <w:rPr>
@@ -292,7 +292,7 @@
                       <w:sz w:val="36"/>
                       <w:szCs w:val="28"/>
                     </w:rPr>
-                    <w:t>□</w:t>
+                    <w:t>{{RECK}}</w:t>
                   </w:r>
                   <w:r>
                     <w:rPr>

--- a/templates/W3-61-17B.docx
+++ b/templates/W3-61-17B.docx
@@ -138,7 +138,7 @@
                       <w:sz w:val="28"/>
                       <w:szCs w:val="28"/>
                     </w:rPr>
-                    <w:t>□竣工</w:t>
+                    <w:t>{{CKBOXC}}竣工</w:t>
                   </w:r>
                 </w:p>
                 <w:p>
@@ -164,7 +164,7 @@
                       <w:sz w:val="28"/>
                       <w:szCs w:val="28"/>
                     </w:rPr>
-                    <w:t>□變更□重新</w:t>
+                    <w:t>{{CKBOXM}}變更{{CKBOXR}}重新</w:t>
                   </w:r>
                 </w:p>
               </w:tc>

--- a/templates/W3-61-17B.docx
+++ b/templates/W3-61-17B.docx
@@ -75,7 +75,7 @@
                       <w:sz w:val="28"/>
                       <w:szCs w:val="28"/>
                     </w:rPr>
-                    <w:t xml:space="preserve"> ({{ORG}})</w:t>
+                    <w:t xml:space="preserve"> {{ORG}}</w:t>
                   </w:r>
                   <w:r>
                     <w:rPr>
